--- a/CalendarioAgo26/Actividades/A6_DHCP/v2/Actividad6.docx
+++ b/CalendarioAgo26/Actividades/A6_DHCP/v2/Actividad6.docx
@@ -350,7 +350,7 @@
     </w:p>
     <w:p>
       <w:pPr>
-        <w:pStyle w:val="Heading4"/>
+        <w:pStyle w:val="Ttulo4"/>
         <w:spacing w:before="0" w:line="300" w:lineRule="exact"/>
         <w:jc w:val="both"/>
         <w:rPr>
@@ -400,12 +400,22 @@
       </w:r>
       <w:r>
         <w:rPr>
-          <w:rStyle w:val="Strong"/>
+          <w:rStyle w:val="Fuerte"/>
           <w:rFonts w:ascii="Arial" w:hAnsi="Arial" w:cs="Arial"/>
           <w:color w:val="000000"/>
         </w:rPr>
-        <w:t>Network Consulting</w:t>
-      </w:r>
+        <w:t xml:space="preserve">Network </w:t>
+      </w:r>
+      <w:proofErr w:type="spellStart"/>
+      <w:r>
+        <w:rPr>
+          <w:rStyle w:val="Fuerte"/>
+          <w:rFonts w:ascii="Arial" w:hAnsi="Arial" w:cs="Arial"/>
+          <w:color w:val="000000"/>
+        </w:rPr>
+        <w:t>Consulting</w:t>
+      </w:r>
+      <w:proofErr w:type="spellEnd"/>
       <w:r>
         <w:rPr>
           <w:rFonts w:ascii="Arial" w:hAnsi="Arial" w:cs="Arial"/>
@@ -607,7 +617,7 @@
                                     <pic:cNvPicPr/>
                                   </pic:nvPicPr>
                                   <pic:blipFill>
-                                    <a:blip r:embed="rId7"/>
+                                    <a:blip r:embed="rId8"/>
                                     <a:stretch>
                                       <a:fillRect/>
                                     </a:stretch>
@@ -657,7 +667,7 @@
     </w:p>
     <w:p>
       <w:pPr>
-        <w:pStyle w:val="Heading4"/>
+        <w:pStyle w:val="Ttulo4"/>
         <w:shd w:val="clear" w:color="auto" w:fill="FFFFFF"/>
         <w:spacing w:before="0" w:line="300" w:lineRule="exact"/>
         <w:jc w:val="both"/>
@@ -671,7 +681,7 @@
     </w:p>
     <w:p>
       <w:pPr>
-        <w:pStyle w:val="Heading4"/>
+        <w:pStyle w:val="Ttulo4"/>
         <w:shd w:val="clear" w:color="auto" w:fill="FFFFFF"/>
         <w:spacing w:before="0" w:line="300" w:lineRule="exact"/>
         <w:jc w:val="both"/>
@@ -1189,7 +1199,7 @@
     </w:p>
     <w:p>
       <w:pPr>
-        <w:pStyle w:val="ListParagraph"/>
+        <w:pStyle w:val="Prrafodelista"/>
         <w:widowControl w:val="0"/>
         <w:numPr>
           <w:ilvl w:val="0"/>
@@ -1207,7 +1217,35 @@
         <w:rPr>
           <w:rFonts w:ascii="Arial" w:hAnsi="Arial" w:cs="Arial"/>
         </w:rPr>
-        <w:t xml:space="preserve">Configure la dirección IP, máscara de subred, default-gateway y dns server de los servidores </w:t>
+        <w:t>Configure la dirección IP, máscara de subred, default-</w:t>
+      </w:r>
+      <w:proofErr w:type="spellStart"/>
+      <w:r>
+        <w:rPr>
+          <w:rFonts w:ascii="Arial" w:hAnsi="Arial" w:cs="Arial"/>
+        </w:rPr>
+        <w:t>gateway</w:t>
+      </w:r>
+      <w:proofErr w:type="spellEnd"/>
+      <w:r>
+        <w:rPr>
+          <w:rFonts w:ascii="Arial" w:hAnsi="Arial" w:cs="Arial"/>
+        </w:rPr>
+        <w:t xml:space="preserve"> y </w:t>
+      </w:r>
+      <w:proofErr w:type="spellStart"/>
+      <w:r>
+        <w:rPr>
+          <w:rFonts w:ascii="Arial" w:hAnsi="Arial" w:cs="Arial"/>
+        </w:rPr>
+        <w:t>dns</w:t>
+      </w:r>
+      <w:proofErr w:type="spellEnd"/>
+      <w:r>
+        <w:rPr>
+          <w:rFonts w:ascii="Arial" w:hAnsi="Arial" w:cs="Arial"/>
+        </w:rPr>
+        <w:t xml:space="preserve"> server de los servidores </w:t>
       </w:r>
       <w:r>
         <w:rPr>
@@ -1248,7 +1286,7 @@
     </w:p>
     <w:p>
       <w:pPr>
-        <w:pStyle w:val="ListParagraph"/>
+        <w:pStyle w:val="Prrafodelista"/>
         <w:widowControl w:val="0"/>
         <w:numPr>
           <w:ilvl w:val="0"/>
@@ -1282,6 +1320,7 @@
         </w:rPr>
         <w:t xml:space="preserve"> y </w:t>
       </w:r>
+      <w:proofErr w:type="spellStart"/>
       <w:r>
         <w:rPr>
           <w:rFonts w:ascii="Arial" w:hAnsi="Arial" w:cs="Arial"/>
@@ -1290,40 +1329,59 @@
         </w:rPr>
         <w:t>HTTPs</w:t>
       </w:r>
+      <w:proofErr w:type="spellEnd"/>
       <w:r>
         <w:rPr>
           <w:rFonts w:ascii="Arial" w:hAnsi="Arial" w:cs="Arial"/>
         </w:rPr>
         <w:t xml:space="preserve"> en todos los servidores (</w:t>
       </w:r>
+      <w:proofErr w:type="spellStart"/>
       <w:r>
         <w:rPr>
           <w:rFonts w:ascii="Arial" w:hAnsi="Arial" w:cs="Arial"/>
         </w:rPr>
         <w:t>kellogs</w:t>
       </w:r>
+      <w:proofErr w:type="spellEnd"/>
       <w:r>
         <w:rPr>
           <w:rFonts w:ascii="Arial" w:hAnsi="Arial" w:cs="Arial"/>
         </w:rPr>
         <w:t xml:space="preserve">, </w:t>
       </w:r>
+      <w:proofErr w:type="spellStart"/>
       <w:r>
         <w:rPr>
           <w:rFonts w:ascii="Arial" w:hAnsi="Arial" w:cs="Arial"/>
         </w:rPr>
         <w:t>amazon</w:t>
       </w:r>
-      <w:r>
-        <w:rPr>
-          <w:rFonts w:ascii="Arial" w:hAnsi="Arial" w:cs="Arial"/>
-        </w:rPr>
-        <w:t xml:space="preserve"> y dnsserver).</w:t>
+      <w:proofErr w:type="spellEnd"/>
+      <w:r>
+        <w:rPr>
+          <w:rFonts w:ascii="Arial" w:hAnsi="Arial" w:cs="Arial"/>
+        </w:rPr>
+        <w:t xml:space="preserve"> y </w:t>
+      </w:r>
+      <w:proofErr w:type="spellStart"/>
+      <w:r>
+        <w:rPr>
+          <w:rFonts w:ascii="Arial" w:hAnsi="Arial" w:cs="Arial"/>
+        </w:rPr>
+        <w:t>dnsserver</w:t>
+      </w:r>
+      <w:proofErr w:type="spellEnd"/>
+      <w:r>
+        <w:rPr>
+          <w:rFonts w:ascii="Arial" w:hAnsi="Arial" w:cs="Arial"/>
+        </w:rPr>
+        <w:t>).</w:t>
       </w:r>
     </w:p>
     <w:p>
       <w:pPr>
-        <w:pStyle w:val="ListParagraph"/>
+        <w:pStyle w:val="Prrafodelista"/>
         <w:widowControl w:val="0"/>
         <w:numPr>
           <w:ilvl w:val="0"/>
@@ -1418,7 +1476,7 @@
     </w:p>
     <w:p>
       <w:pPr>
-        <w:pStyle w:val="ListParagraph"/>
+        <w:pStyle w:val="Prrafodelista"/>
         <w:numPr>
           <w:ilvl w:val="0"/>
           <w:numId w:val="36"/>
@@ -1463,7 +1521,7 @@
     </w:p>
     <w:p>
       <w:pPr>
-        <w:pStyle w:val="ListParagraph"/>
+        <w:pStyle w:val="Prrafodelista"/>
         <w:numPr>
           <w:ilvl w:val="0"/>
           <w:numId w:val="36"/>
@@ -1485,7 +1543,7 @@
     </w:p>
     <w:p>
       <w:pPr>
-        <w:pStyle w:val="ListParagraph"/>
+        <w:pStyle w:val="Prrafodelista"/>
         <w:numPr>
           <w:ilvl w:val="0"/>
           <w:numId w:val="36"/>
@@ -1507,7 +1565,7 @@
     </w:p>
     <w:p>
       <w:pPr>
-        <w:pStyle w:val="ListParagraph"/>
+        <w:pStyle w:val="Prrafodelista"/>
         <w:widowControl w:val="0"/>
         <w:numPr>
           <w:ilvl w:val="0"/>
@@ -1564,7 +1622,7 @@
     </w:p>
     <w:p>
       <w:pPr>
-        <w:pStyle w:val="ListParagraph"/>
+        <w:pStyle w:val="Prrafodelista"/>
         <w:numPr>
           <w:ilvl w:val="0"/>
           <w:numId w:val="36"/>
@@ -1609,7 +1667,7 @@
     </w:p>
     <w:p>
       <w:pPr>
-        <w:pStyle w:val="ListParagraph"/>
+        <w:pStyle w:val="Prrafodelista"/>
         <w:numPr>
           <w:ilvl w:val="0"/>
           <w:numId w:val="36"/>
@@ -1631,7 +1689,7 @@
     </w:p>
     <w:p>
       <w:pPr>
-        <w:pStyle w:val="ListParagraph"/>
+        <w:pStyle w:val="Prrafodelista"/>
         <w:numPr>
           <w:ilvl w:val="0"/>
           <w:numId w:val="36"/>
@@ -1653,7 +1711,7 @@
     </w:p>
     <w:p>
       <w:pPr>
-        <w:pStyle w:val="ListParagraph"/>
+        <w:pStyle w:val="Prrafodelista"/>
         <w:numPr>
           <w:ilvl w:val="0"/>
           <w:numId w:val="36"/>
@@ -1670,12 +1728,30 @@
           <w:color w:val="0D0D0D" w:themeColor="text1" w:themeTint="F2"/>
           <w:shd w:val="clear" w:color="auto" w:fill="FFFFFF"/>
         </w:rPr>
-        <w:t>Redistribuir la ruta por default hacia los routers internos de la empresa.</w:t>
+        <w:t xml:space="preserve">Redistribuir la ruta por default hacia los </w:t>
+      </w:r>
+      <w:proofErr w:type="spellStart"/>
+      <w:r>
+        <w:rPr>
+          <w:rFonts w:ascii="Arial" w:hAnsi="Arial" w:cs="Arial"/>
+          <w:color w:val="0D0D0D" w:themeColor="text1" w:themeTint="F2"/>
+          <w:shd w:val="clear" w:color="auto" w:fill="FFFFFF"/>
+        </w:rPr>
+        <w:t>routers</w:t>
+      </w:r>
+      <w:proofErr w:type="spellEnd"/>
+      <w:r>
+        <w:rPr>
+          <w:rFonts w:ascii="Arial" w:hAnsi="Arial" w:cs="Arial"/>
+          <w:color w:val="0D0D0D" w:themeColor="text1" w:themeTint="F2"/>
+          <w:shd w:val="clear" w:color="auto" w:fill="FFFFFF"/>
+        </w:rPr>
+        <w:t xml:space="preserve"> internos de la empresa.</w:t>
       </w:r>
     </w:p>
     <w:p>
       <w:pPr>
-        <w:pStyle w:val="ListParagraph"/>
+        <w:pStyle w:val="Prrafodelista"/>
         <w:widowControl w:val="0"/>
         <w:numPr>
           <w:ilvl w:val="0"/>
@@ -1757,35 +1833,23 @@
           <w:szCs w:val="20"/>
           <w:lang w:val="es-MX"/>
         </w:rPr>
-        <w:t xml:space="preserve">Excluye la IP de los default </w:t>
-      </w:r>
-      <w:r>
-        <w:rPr>
+        <w:t xml:space="preserve">Excluye las direcciones IP del </w:t>
+      </w:r>
+      <w:r>
+        <w:rPr>
+          <w:b/>
+          <w:bCs/>
           <w:szCs w:val="20"/>
           <w:lang w:val="es-MX"/>
         </w:rPr>
-        <w:t>g</w:t>
+        <w:t>Default Gateway</w:t>
       </w:r>
       <w:r>
         <w:rPr>
           <w:szCs w:val="20"/>
           <w:lang w:val="es-MX"/>
         </w:rPr>
-        <w:t xml:space="preserve">ateway y del servidor de </w:t>
-      </w:r>
-      <w:r>
-        <w:rPr>
-          <w:szCs w:val="20"/>
-          <w:lang w:val="es-MX"/>
-        </w:rPr>
-        <w:t>Kellogg</w:t>
-      </w:r>
-      <w:r>
-        <w:rPr>
-          <w:szCs w:val="20"/>
-          <w:lang w:val="es-MX"/>
-        </w:rPr>
-        <w:t>.</w:t>
+        <w:t xml:space="preserve"> y del servidor de Kellogg.</w:t>
       </w:r>
     </w:p>
     <w:p>
@@ -1813,7 +1877,21 @@
           <w:szCs w:val="20"/>
           <w:lang w:val="es-MX"/>
         </w:rPr>
-        <w:t xml:space="preserve"> La práctica recomendada indica que primero se deben configurar las direcciones excluidas, a fin de garantizar que no se arrienden accidentalmente a otros dispositivos.</w:t>
+        <w:t xml:space="preserve"> La práctica recomendada indica que primero se deben configurar las direcciones excluidas, a fin de garantizar que no se a</w:t>
+      </w:r>
+      <w:r>
+        <w:rPr>
+          <w:szCs w:val="20"/>
+          <w:lang w:val="es-MX"/>
+        </w:rPr>
+        <w:t xml:space="preserve">signen </w:t>
+      </w:r>
+      <w:r>
+        <w:rPr>
+          <w:szCs w:val="20"/>
+          <w:lang w:val="es-MX"/>
+        </w:rPr>
+        <w:t>accidentalmente a otros dispositivos.</w:t>
       </w:r>
     </w:p>
     <w:p>
@@ -1924,6 +2002,7 @@
         </w:rPr>
         <w:t xml:space="preserve"> los siguientes nombres de pools: </w:t>
       </w:r>
+      <w:proofErr w:type="spellStart"/>
       <w:r>
         <w:rPr>
           <w:b/>
@@ -1942,6 +2021,7 @@
         </w:rPr>
         <w:t>K_pool</w:t>
       </w:r>
+      <w:proofErr w:type="spellEnd"/>
       <w:r>
         <w:rPr>
           <w:szCs w:val="20"/>
@@ -2026,7 +2106,7 @@
     </w:p>
     <w:p>
       <w:pPr>
-        <w:pStyle w:val="ListParagraph"/>
+        <w:pStyle w:val="Prrafodelista"/>
         <w:widowControl w:val="0"/>
         <w:numPr>
           <w:ilvl w:val="0"/>
@@ -2103,7 +2183,23 @@
           <w:rFonts w:ascii="Arial" w:hAnsi="Arial" w:cs="Arial"/>
           <w:spacing w:val="-1"/>
         </w:rPr>
-        <w:t xml:space="preserve"> la interface correspondiente en</w:t>
+        <w:t xml:space="preserve"> la </w:t>
+      </w:r>
+      <w:proofErr w:type="gramStart"/>
+      <w:r>
+        <w:rPr>
+          <w:rFonts w:ascii="Arial" w:hAnsi="Arial" w:cs="Arial"/>
+          <w:spacing w:val="-1"/>
+        </w:rPr>
+        <w:t>interface</w:t>
+      </w:r>
+      <w:proofErr w:type="gramEnd"/>
+      <w:r>
+        <w:rPr>
+          <w:rFonts w:ascii="Arial" w:hAnsi="Arial" w:cs="Arial"/>
+          <w:spacing w:val="-1"/>
+        </w:rPr>
+        <w:t xml:space="preserve"> correspondiente en</w:t>
       </w:r>
       <w:r>
         <w:rPr>
@@ -2149,7 +2245,7 @@
     </w:p>
     <w:p>
       <w:pPr>
-        <w:pStyle w:val="ListParagraph"/>
+        <w:pStyle w:val="Prrafodelista"/>
         <w:widowControl w:val="0"/>
         <w:numPr>
           <w:ilvl w:val="0"/>
@@ -2226,7 +2322,23 @@
           <w:rFonts w:ascii="Arial" w:hAnsi="Arial" w:cs="Arial"/>
           <w:spacing w:val="-1"/>
         </w:rPr>
-        <w:t xml:space="preserve"> la interface correspondiente en</w:t>
+        <w:t xml:space="preserve"> la </w:t>
+      </w:r>
+      <w:proofErr w:type="gramStart"/>
+      <w:r>
+        <w:rPr>
+          <w:rFonts w:ascii="Arial" w:hAnsi="Arial" w:cs="Arial"/>
+          <w:spacing w:val="-1"/>
+        </w:rPr>
+        <w:t>interface</w:t>
+      </w:r>
+      <w:proofErr w:type="gramEnd"/>
+      <w:r>
+        <w:rPr>
+          <w:rFonts w:ascii="Arial" w:hAnsi="Arial" w:cs="Arial"/>
+          <w:spacing w:val="-1"/>
+        </w:rPr>
+        <w:t xml:space="preserve"> correspondiente en</w:t>
       </w:r>
       <w:r>
         <w:rPr>
@@ -2272,7 +2384,7 @@
     </w:p>
     <w:p>
       <w:pPr>
-        <w:pStyle w:val="ListParagraph"/>
+        <w:pStyle w:val="Prrafodelista"/>
         <w:widowControl w:val="0"/>
         <w:numPr>
           <w:ilvl w:val="0"/>
@@ -2321,7 +2433,7 @@
     </w:p>
     <w:p>
       <w:pPr>
-        <w:pStyle w:val="ListParagraph"/>
+        <w:pStyle w:val="Prrafodelista"/>
         <w:widowControl w:val="0"/>
         <w:numPr>
           <w:ilvl w:val="0"/>
@@ -3067,7 +3179,7 @@
     </w:p>
     <w:p>
       <w:pPr>
-        <w:pStyle w:val="ListParagraph"/>
+        <w:pStyle w:val="Prrafodelista"/>
         <w:widowControl w:val="0"/>
         <w:numPr>
           <w:ilvl w:val="0"/>
@@ -3119,7 +3231,7 @@
     <w:bookmarkEnd w:id="0"/>
     <w:p>
       <w:pPr>
-        <w:pStyle w:val="ListParagraph"/>
+        <w:pStyle w:val="Prrafodelista"/>
         <w:widowControl w:val="0"/>
         <w:numPr>
           <w:ilvl w:val="0"/>
@@ -3146,7 +3258,23 @@
           <w:rFonts w:ascii="Arial" w:hAnsi="Arial" w:cs="Arial"/>
           <w:spacing w:val="-1"/>
         </w:rPr>
-        <w:t>Kellogg, amazon y DNS</w:t>
+        <w:t xml:space="preserve">Kellogg, </w:t>
+      </w:r>
+      <w:proofErr w:type="spellStart"/>
+      <w:r>
+        <w:rPr>
+          <w:rFonts w:ascii="Arial" w:hAnsi="Arial" w:cs="Arial"/>
+          <w:spacing w:val="-1"/>
+        </w:rPr>
+        <w:t>amazon</w:t>
+      </w:r>
+      <w:proofErr w:type="spellEnd"/>
+      <w:r>
+        <w:rPr>
+          <w:rFonts w:ascii="Arial" w:hAnsi="Arial" w:cs="Arial"/>
+          <w:spacing w:val="-1"/>
+        </w:rPr>
+        <w:t xml:space="preserve"> y DNS</w:t>
       </w:r>
       <w:r>
         <w:rPr>
@@ -3172,6 +3300,7 @@
         </w:rPr>
         <w:t xml:space="preserve">Haga clic en </w:t>
       </w:r>
+      <w:proofErr w:type="spellStart"/>
       <w:r>
         <w:rPr>
           <w:rFonts w:cs="Arial"/>
@@ -3180,6 +3309,7 @@
         </w:rPr>
         <w:t>DNSServer</w:t>
       </w:r>
+      <w:proofErr w:type="spellEnd"/>
       <w:r>
         <w:rPr>
           <w:rFonts w:cs="Arial"/>
@@ -3448,6 +3578,7 @@
         </w:rPr>
         <w:t xml:space="preserve">Cierre la ventana </w:t>
       </w:r>
+      <w:proofErr w:type="spellStart"/>
       <w:r>
         <w:rPr>
           <w:rFonts w:cs="Arial"/>
@@ -3456,6 +3587,7 @@
         </w:rPr>
         <w:t>DNSServer</w:t>
       </w:r>
+      <w:proofErr w:type="spellEnd"/>
       <w:r>
         <w:rPr>
           <w:rFonts w:cs="Arial"/>
@@ -3466,7 +3598,7 @@
     </w:p>
     <w:p>
       <w:pPr>
-        <w:pStyle w:val="ListParagraph"/>
+        <w:pStyle w:val="Prrafodelista"/>
         <w:widowControl w:val="0"/>
         <w:numPr>
           <w:ilvl w:val="0"/>
@@ -3488,6 +3620,7 @@
         </w:rPr>
         <w:t xml:space="preserve">Realice pruebas de accesos por web a los servidores de </w:t>
       </w:r>
+      <w:proofErr w:type="spellStart"/>
       <w:r>
         <w:rPr>
           <w:rFonts w:ascii="Arial" w:hAnsi="Arial" w:cs="Arial"/>
@@ -3495,6 +3628,7 @@
         </w:rPr>
         <w:t>kellogs</w:t>
       </w:r>
+      <w:proofErr w:type="spellEnd"/>
       <w:r>
         <w:rPr>
           <w:rFonts w:ascii="Arial" w:hAnsi="Arial" w:cs="Arial"/>
@@ -3502,6 +3636,7 @@
         </w:rPr>
         <w:t xml:space="preserve">, </w:t>
       </w:r>
+      <w:proofErr w:type="spellStart"/>
       <w:r>
         <w:rPr>
           <w:rFonts w:ascii="Arial" w:hAnsi="Arial" w:cs="Arial"/>
@@ -3509,6 +3644,7 @@
         </w:rPr>
         <w:t>amazon</w:t>
       </w:r>
+      <w:proofErr w:type="spellEnd"/>
       <w:r>
         <w:rPr>
           <w:rFonts w:ascii="Arial" w:hAnsi="Arial" w:cs="Arial"/>
@@ -7899,7 +8035,7 @@
       <w:lang w:val="es-ES" w:eastAsia="es-ES"/>
     </w:rPr>
   </w:style>
-  <w:style w:type="paragraph" w:styleId="Heading1">
+  <w:style w:type="paragraph" w:styleId="Ttulo1">
     <w:name w:val="heading 1"/>
     <w:basedOn w:val="Normal"/>
     <w:next w:val="Normal"/>
@@ -7915,11 +8051,11 @@
       <w:sz w:val="24"/>
     </w:rPr>
   </w:style>
-  <w:style w:type="paragraph" w:styleId="Heading4">
+  <w:style w:type="paragraph" w:styleId="Ttulo4">
     <w:name w:val="heading 4"/>
     <w:basedOn w:val="Normal"/>
     <w:next w:val="Normal"/>
-    <w:link w:val="Heading4Char"/>
+    <w:link w:val="Ttulo4Car"/>
     <w:uiPriority w:val="9"/>
     <w:unhideWhenUsed/>
     <w:qFormat/>
@@ -7937,13 +8073,13 @@
       <w:color w:val="2E74B5" w:themeColor="accent1" w:themeShade="BF"/>
     </w:rPr>
   </w:style>
-  <w:style w:type="character" w:default="1" w:styleId="DefaultParagraphFont">
+  <w:style w:type="character" w:default="1" w:styleId="Fuentedeprrafopredeter">
     <w:name w:val="Default Paragraph Font"/>
     <w:uiPriority w:val="1"/>
     <w:semiHidden/>
     <w:unhideWhenUsed/>
   </w:style>
-  <w:style w:type="table" w:default="1" w:styleId="TableNormal">
+  <w:style w:type="table" w:default="1" w:styleId="Tablanormal">
     <w:name w:val="Normal Table"/>
     <w:uiPriority w:val="99"/>
     <w:semiHidden/>
@@ -7958,37 +8094,37 @@
       </w:tblCellMar>
     </w:tblPr>
   </w:style>
-  <w:style w:type="numbering" w:default="1" w:styleId="NoList">
+  <w:style w:type="numbering" w:default="1" w:styleId="Sinlista">
     <w:name w:val="No List"/>
     <w:uiPriority w:val="99"/>
     <w:semiHidden/>
     <w:unhideWhenUsed/>
   </w:style>
-  <w:style w:type="character" w:styleId="Hyperlink">
+  <w:style w:type="character" w:styleId="Hipervnculo">
     <w:name w:val="Hyperlink"/>
     <w:rPr>
       <w:color w:val="0000FF"/>
       <w:u w:val="single"/>
     </w:rPr>
   </w:style>
-  <w:style w:type="paragraph" w:styleId="BodyText">
+  <w:style w:type="paragraph" w:styleId="Textoindependiente">
     <w:name w:val="Body Text"/>
     <w:basedOn w:val="Normal"/>
     <w:rPr>
       <w:color w:val="0000FF"/>
     </w:rPr>
   </w:style>
-  <w:style w:type="character" w:styleId="FollowedHyperlink">
+  <w:style w:type="character" w:styleId="Hipervnculovisitado">
     <w:name w:val="FollowedHyperlink"/>
     <w:rPr>
       <w:color w:val="800080"/>
       <w:u w:val="single"/>
     </w:rPr>
   </w:style>
-  <w:style w:type="paragraph" w:styleId="BalloonText">
+  <w:style w:type="paragraph" w:styleId="Textodeglobo">
     <w:name w:val="Balloon Text"/>
     <w:basedOn w:val="Normal"/>
-    <w:link w:val="BalloonTextChar"/>
+    <w:link w:val="TextodegloboCar"/>
     <w:uiPriority w:val="99"/>
     <w:semiHidden/>
     <w:unhideWhenUsed/>
@@ -7999,9 +8135,9 @@
       <w:szCs w:val="16"/>
     </w:rPr>
   </w:style>
-  <w:style w:type="character" w:customStyle="1" w:styleId="BalloonTextChar">
-    <w:name w:val="Balloon Text Char"/>
-    <w:link w:val="BalloonText"/>
+  <w:style w:type="character" w:customStyle="1" w:styleId="TextodegloboCar">
+    <w:name w:val="Texto de globo Car"/>
+    <w:link w:val="Textodeglobo"/>
     <w:uiPriority w:val="99"/>
     <w:semiHidden/>
     <w:rsid w:val="00D079ED"/>
@@ -8012,10 +8148,10 @@
       <w:lang w:val="es-ES" w:eastAsia="es-ES"/>
     </w:rPr>
   </w:style>
-  <w:style w:type="character" w:customStyle="1" w:styleId="Heading4Char">
-    <w:name w:val="Heading 4 Char"/>
-    <w:basedOn w:val="DefaultParagraphFont"/>
-    <w:link w:val="Heading4"/>
+  <w:style w:type="character" w:customStyle="1" w:styleId="Ttulo4Car">
+    <w:name w:val="Título 4 Car"/>
+    <w:basedOn w:val="Fuentedeprrafopredeter"/>
+    <w:link w:val="Ttulo4"/>
     <w:uiPriority w:val="9"/>
     <w:rsid w:val="00CA2AB1"/>
     <w:rPr>
@@ -8026,9 +8162,9 @@
       <w:lang w:val="es-ES" w:eastAsia="es-ES"/>
     </w:rPr>
   </w:style>
-  <w:style w:type="table" w:styleId="TableGrid">
+  <w:style w:type="table" w:styleId="Tablaconcuadrcula">
     <w:name w:val="Table Grid"/>
-    <w:basedOn w:val="TableNormal"/>
+    <w:basedOn w:val="Tablanormal"/>
     <w:uiPriority w:val="39"/>
     <w:rsid w:val="00E03363"/>
     <w:rPr>
@@ -8103,7 +8239,7 @@
       <w:lang w:val="en-US" w:eastAsia="en-US"/>
     </w:rPr>
   </w:style>
-  <w:style w:type="paragraph" w:styleId="ListParagraph">
+  <w:style w:type="paragraph" w:styleId="Prrafodelista">
     <w:name w:val="List Paragraph"/>
     <w:basedOn w:val="Normal"/>
     <w:uiPriority w:val="1"/>
@@ -8117,7 +8253,7 @@
   <w:style w:type="paragraph" w:customStyle="1" w:styleId="Task">
     <w:name w:val="Task"/>
     <w:basedOn w:val="Normal"/>
-    <w:next w:val="BodyText"/>
+    <w:next w:val="Textoindependiente"/>
     <w:rsid w:val="00244F6E"/>
     <w:pPr>
       <w:keepNext/>
@@ -8147,9 +8283,9 @@
       <w:lang w:val="en-US" w:eastAsia="en-US"/>
     </w:rPr>
   </w:style>
-  <w:style w:type="character" w:styleId="Strong">
+  <w:style w:type="character" w:styleId="Fuerte">
     <w:name w:val="Strong"/>
-    <w:basedOn w:val="DefaultParagraphFont"/>
+    <w:basedOn w:val="Fuentedeprrafopredeter"/>
     <w:uiPriority w:val="22"/>
     <w:qFormat/>
     <w:rsid w:val="00233174"/>
@@ -8175,7 +8311,7 @@
   </w:style>
   <w:style w:type="character" w:customStyle="1" w:styleId="instructurefileholder">
     <w:name w:val="instructure_file_holder"/>
-    <w:basedOn w:val="DefaultParagraphFont"/>
+    <w:basedOn w:val="Fuentedeprrafopredeter"/>
     <w:rsid w:val="00233174"/>
   </w:style>
   <w:style w:type="table" w:customStyle="1" w:styleId="TableNormal1">
@@ -8245,7 +8381,7 @@
   </w:style>
   <w:style w:type="paragraph" w:customStyle="1" w:styleId="PartHead">
     <w:name w:val="Part Head"/>
-    <w:basedOn w:val="ListParagraph"/>
+    <w:basedOn w:val="Prrafodelista"/>
     <w:next w:val="BodyTextL25"/>
     <w:qFormat/>
     <w:rsid w:val="009D6538"/>
@@ -8297,7 +8433,7 @@
   </w:style>
   <w:style w:type="table" w:customStyle="1" w:styleId="LabTableStyle">
     <w:name w:val="Lab_Table_Style"/>
-    <w:basedOn w:val="TableNormal"/>
+    <w:basedOn w:val="Tablanormal"/>
     <w:uiPriority w:val="99"/>
     <w:qFormat/>
     <w:rsid w:val="009D6538"/>
@@ -8356,9 +8492,9 @@
       </w:tcPr>
     </w:tblStylePr>
   </w:style>
-  <w:style w:type="character" w:styleId="UnresolvedMention">
+  <w:style w:type="character" w:styleId="Mencinsinresolver">
     <w:name w:val="Unresolved Mention"/>
-    <w:basedOn w:val="DefaultParagraphFont"/>
+    <w:basedOn w:val="Fuentedeprrafopredeter"/>
     <w:uiPriority w:val="99"/>
     <w:semiHidden/>
     <w:unhideWhenUsed/>
